--- a/RabotaSLiteraturoy.docx
+++ b/RabotaSLiteraturoy.docx
@@ -530,15 +530,7 @@
           <w:sz w:val="28"/>
           <w:szCs w:val="28"/>
         </w:rPr>
-        <w:t>Системы программирования.</w:t>
-      </w:r>
-      <w:r>
-        <w:rPr>
-          <w:rFonts w:ascii="Times New Roman" w:hAnsi="Times New Roman" w:cs="Times New Roman"/>
-          <w:sz w:val="28"/>
-          <w:szCs w:val="28"/>
-        </w:rPr>
-        <w:t xml:space="preserve"> Представляют собой комплекс инструментов для создания программ. Основой системы программирования служит некоторый язык программирования. Среди наиболее популярных систем стоит выделить </w:t>
+        <w:t xml:space="preserve">Системы программирования. Представляют собой комплекс инструментов для создания программ. Основой системы программирования служит некоторый язык программирования. Среди наиболее популярных систем стоит выделить </w:t>
       </w:r>
       <w:proofErr w:type="spellStart"/>
       <w:r>
@@ -612,15 +604,7 @@
           <w:sz w:val="28"/>
           <w:szCs w:val="28"/>
         </w:rPr>
-        <w:t>Специализированные пакеты прикладных программ.</w:t>
-      </w:r>
-      <w:r>
-        <w:rPr>
-          <w:rFonts w:ascii="Times New Roman" w:hAnsi="Times New Roman" w:cs="Times New Roman"/>
-          <w:sz w:val="28"/>
-          <w:szCs w:val="28"/>
-        </w:rPr>
-        <w:t> В качестве примера можно привести универсальную среду MATLAB. Изначально она предназначалась для работы с данными, представленными в виде матриц, но благодаря огромному количеству расширений (</w:t>
+        <w:t>Специализированные пакеты прикладных программ. В качестве примера можно привести универсальную среду MATLAB. Изначально она предназначалась для работы с данными, представленными в виде матриц, но благодаря огромному количеству расширений (</w:t>
       </w:r>
       <w:proofErr w:type="spellStart"/>
       <w:r>
@@ -658,15 +642,7 @@
           <w:sz w:val="28"/>
           <w:szCs w:val="28"/>
         </w:rPr>
-        <w:t>Неспециализированные пакеты прикладных программ.</w:t>
-      </w:r>
-      <w:r>
-        <w:rPr>
-          <w:rFonts w:ascii="Times New Roman" w:hAnsi="Times New Roman" w:cs="Times New Roman"/>
-          <w:sz w:val="28"/>
-          <w:szCs w:val="28"/>
-        </w:rPr>
-        <w:t xml:space="preserve"> Например, офисный пакет фирмы </w:t>
+        <w:t xml:space="preserve">Неспециализированные пакеты прикладных программ. Например, офисный пакет фирмы </w:t>
       </w:r>
       <w:proofErr w:type="spellStart"/>
       <w:r>
@@ -796,15 +772,7 @@
           <w:sz w:val="28"/>
           <w:szCs w:val="28"/>
         </w:rPr>
-        <w:t>Анализ алгоритма и его сложности. </w:t>
-      </w:r>
-      <w:r>
-        <w:rPr>
-          <w:rFonts w:ascii="Times New Roman" w:hAnsi="Times New Roman" w:cs="Times New Roman"/>
-          <w:sz w:val="28"/>
-          <w:szCs w:val="28"/>
-        </w:rPr>
-        <w:t xml:space="preserve">На этом этапе происходит оценка эффективности и сложности алгоритма: определяются требуемые системные ресурсы, такие как количество оперативной памяти, объем дискового пространства, требования к наличию периферийного оборудования. Сложность алгоритма определяется либо по анализу самого алгоритма, либо </w:t>
+        <w:t xml:space="preserve">Анализ алгоритма и его сложности. На этом этапе происходит оценка эффективности и сложности алгоритма: определяются требуемые системные ресурсы, такие как количество оперативной памяти, объем дискового пространства, требования к наличию периферийного оборудования. Сложность алгоритма определяется либо по анализу самого алгоритма, либо </w:t>
       </w:r>
       <w:r>
         <w:rPr>
@@ -853,15 +821,7 @@
           <w:sz w:val="28"/>
           <w:szCs w:val="28"/>
         </w:rPr>
-        <w:t>Проверка (отладка) программы.</w:t>
-      </w:r>
-      <w:r>
-        <w:rPr>
-          <w:rFonts w:ascii="Times New Roman" w:hAnsi="Times New Roman" w:cs="Times New Roman"/>
-          <w:sz w:val="28"/>
-          <w:szCs w:val="28"/>
-        </w:rPr>
-        <w:t> Данный этап обычно выполняется стандартными средствами системы программирования. При необходимости выполняется трассиро</w:t>
+        <w:t>Проверка (отладка) программы. Данный этап обычно выполняется стандартными средствами системы программирования. При необходимости выполняется трассиро</w:t>
       </w:r>
       <w:r>
         <w:rPr>
@@ -1493,7 +1453,25 @@
           <w:szCs w:val="28"/>
           <w:lang w:eastAsia="ru-RU"/>
         </w:rPr>
-        <w:t>Дефрагментацией называют процесс обнаружения и устранения фрагментированного размещения файлов и папок на жестком диске. Утилита выполняет анализ дискового пространства и дефрагментацию. Окно программы (рис. 4.13) демонстрирует список доступных дисков, распределение данных на выбранном диске до и после дефрагментации.</w:t>
+        <w:t>Дефрагментацией называют процесс обнаружения и устранения фрагментированного размещения файлов и папок на жестком диске. Утилита выполняет анализ дискового пространства и дефрагмен</w:t>
+      </w:r>
+      <w:r>
+        <w:rPr>
+          <w:rFonts w:ascii="Times New Roman" w:hAnsi="Times New Roman" w:cs="Times New Roman"/>
+          <w:sz w:val="28"/>
+          <w:szCs w:val="28"/>
+          <w:lang w:eastAsia="ru-RU"/>
+        </w:rPr>
+        <w:t>тацию. Окно программы (рис. 1</w:t>
+      </w:r>
+      <w:r>
+        <w:rPr>
+          <w:rFonts w:ascii="Times New Roman" w:hAnsi="Times New Roman" w:cs="Times New Roman"/>
+          <w:sz w:val="28"/>
+          <w:szCs w:val="28"/>
+          <w:lang w:eastAsia="ru-RU"/>
+        </w:rPr>
+        <w:t>) демонстрирует список доступных дисков, распределение данных на выбранном диске до и после дефрагментации.</w:t>
       </w:r>
     </w:p>
     <w:p>
@@ -1522,25 +1500,27 @@
       <w:pPr>
         <w:spacing w:after="0" w:line="360" w:lineRule="auto"/>
         <w:ind w:firstLine="709"/>
-        <w:jc w:val="both"/>
-        <w:rPr>
-          <w:rFonts w:ascii="Times New Roman" w:hAnsi="Times New Roman" w:cs="Times New Roman"/>
-          <w:sz w:val="28"/>
-          <w:szCs w:val="28"/>
-          <w:lang w:eastAsia="ru-RU"/>
-        </w:rPr>
-      </w:pPr>
-      <w:r>
-        <w:rPr>
-          <w:rFonts w:ascii="Times New Roman" w:hAnsi="Times New Roman" w:cs="Times New Roman"/>
-          <w:sz w:val="28"/>
-          <w:szCs w:val="28"/>
-          <w:lang w:eastAsia="ru-RU"/>
-        </w:rPr>
+        <w:jc w:val="center"/>
+        <w:rPr>
+          <w:rFonts w:ascii="Times New Roman" w:hAnsi="Times New Roman" w:cs="Times New Roman"/>
+          <w:sz w:val="28"/>
+          <w:szCs w:val="28"/>
+          <w:lang w:eastAsia="ru-RU"/>
+        </w:rPr>
+      </w:pPr>
+      <w:r>
+        <w:rPr>
+          <w:rFonts w:ascii="Times New Roman" w:hAnsi="Times New Roman" w:cs="Times New Roman"/>
+          <w:noProof/>
+          <w:sz w:val="28"/>
+          <w:szCs w:val="28"/>
+          <w:lang w:eastAsia="ru-RU"/>
+        </w:rPr>
+        <w:lastRenderedPageBreak/>
         <w:drawing>
           <wp:inline distT="0" distB="0" distL="0" distR="0" wp14:anchorId="09B9AE22" wp14:editId="4FA9588E">
-            <wp:extent cx="4619625" cy="2715974"/>
-            <wp:effectExtent l="0" t="0" r="0" b="8255"/>
+            <wp:extent cx="5232988" cy="2990850"/>
+            <wp:effectExtent l="0" t="0" r="6350" b="0"/>
             <wp:docPr id="1" name="Рисунок 1"/>
             <wp:cNvGraphicFramePr>
               <a:graphicFrameLocks xmlns:a="http://schemas.openxmlformats.org/drawingml/2006/main" noChangeAspect="1"/>
@@ -1561,7 +1541,7 @@
                   <pic:spPr>
                     <a:xfrm>
                       <a:off x="0" y="0"/>
-                      <a:ext cx="4659230" cy="2739259"/>
+                      <a:ext cx="5366529" cy="3067174"/>
                     </a:xfrm>
                     <a:prstGeom prst="rect">
                       <a:avLst/>
@@ -1578,76 +1558,820 @@
       <w:pPr>
         <w:spacing w:after="0" w:line="360" w:lineRule="auto"/>
         <w:ind w:firstLine="709"/>
-        <w:jc w:val="both"/>
-        <w:rPr>
-          <w:rFonts w:ascii="Times New Roman" w:hAnsi="Times New Roman" w:cs="Times New Roman"/>
-          <w:sz w:val="28"/>
-          <w:szCs w:val="28"/>
-          <w:lang w:eastAsia="ru-RU"/>
-        </w:rPr>
-      </w:pPr>
-      <w:r>
-        <w:rPr>
-          <w:rFonts w:ascii="Times New Roman" w:hAnsi="Times New Roman" w:cs="Times New Roman"/>
-          <w:sz w:val="28"/>
-          <w:szCs w:val="28"/>
-          <w:lang w:eastAsia="ru-RU"/>
+        <w:jc w:val="center"/>
+        <w:rPr>
+          <w:rFonts w:ascii="Times New Roman" w:hAnsi="Times New Roman" w:cs="Times New Roman"/>
+          <w:sz w:val="28"/>
+          <w:szCs w:val="28"/>
+          <w:lang w:eastAsia="ru-RU"/>
+        </w:rPr>
+      </w:pPr>
+      <w:r>
+        <w:rPr>
+          <w:rFonts w:ascii="Times New Roman" w:hAnsi="Times New Roman" w:cs="Times New Roman"/>
+          <w:sz w:val="28"/>
+          <w:szCs w:val="28"/>
+          <w:lang w:eastAsia="ru-RU"/>
+        </w:rPr>
+        <w:t>Рисунок 1.</w:t>
+      </w:r>
+    </w:p>
+    <w:p>
+      <w:pPr>
+        <w:spacing w:after="0" w:line="360" w:lineRule="auto"/>
+        <w:ind w:firstLine="709"/>
+        <w:jc w:val="center"/>
+        <w:rPr>
+          <w:rFonts w:ascii="Times New Roman" w:hAnsi="Times New Roman" w:cs="Times New Roman"/>
+          <w:sz w:val="28"/>
+          <w:szCs w:val="28"/>
+          <w:lang w:eastAsia="ru-RU"/>
+        </w:rPr>
+      </w:pPr>
+    </w:p>
+    <w:p>
+      <w:pPr>
+        <w:spacing w:after="0" w:line="360" w:lineRule="auto"/>
+        <w:ind w:firstLine="709"/>
+        <w:jc w:val="both"/>
+        <w:rPr>
+          <w:rFonts w:ascii="Times New Roman" w:hAnsi="Times New Roman" w:cs="Times New Roman"/>
+          <w:sz w:val="28"/>
+          <w:szCs w:val="28"/>
+          <w:lang w:eastAsia="ru-RU"/>
+        </w:rPr>
+      </w:pPr>
+      <w:r>
+        <w:rPr>
+          <w:rFonts w:ascii="Times New Roman" w:hAnsi="Times New Roman" w:cs="Times New Roman"/>
+          <w:sz w:val="28"/>
+          <w:szCs w:val="28"/>
+          <w:lang w:eastAsia="ru-RU"/>
+        </w:rPr>
+        <w:t>Периодический анализ состояния диска и при необходимости дефрагментацию выполняют в момент, когда не запущены прикладные программы.</w:t>
+      </w:r>
+    </w:p>
+    <w:p>
+      <w:pPr>
+        <w:spacing w:after="0" w:line="360" w:lineRule="auto"/>
+        <w:ind w:firstLine="709"/>
+        <w:jc w:val="both"/>
+        <w:rPr>
+          <w:rFonts w:ascii="Times New Roman" w:hAnsi="Times New Roman" w:cs="Times New Roman"/>
+          <w:sz w:val="28"/>
+          <w:szCs w:val="28"/>
+          <w:lang w:eastAsia="ru-RU"/>
+        </w:rPr>
+      </w:pPr>
+      <w:r>
+        <w:rPr>
+          <w:rFonts w:ascii="Times New Roman" w:hAnsi="Times New Roman" w:cs="Times New Roman"/>
+          <w:sz w:val="28"/>
+          <w:szCs w:val="28"/>
+          <w:lang w:eastAsia="ru-RU"/>
+        </w:rPr>
+        <w:t>Проверка диска исправляет ошибки файловой системы, определяет дефектные сектора, может восстановить их информацию.</w:t>
+      </w:r>
+    </w:p>
+    <w:p>
+      <w:pPr>
+        <w:spacing w:after="0" w:line="360" w:lineRule="auto"/>
+        <w:ind w:firstLine="709"/>
+        <w:jc w:val="both"/>
+        <w:rPr>
+          <w:rFonts w:ascii="Times New Roman" w:hAnsi="Times New Roman" w:cs="Times New Roman"/>
+          <w:sz w:val="28"/>
+          <w:szCs w:val="28"/>
+          <w:lang w:eastAsia="ru-RU"/>
+        </w:rPr>
+      </w:pPr>
+      <w:r>
+        <w:rPr>
+          <w:rFonts w:ascii="Times New Roman" w:hAnsi="Times New Roman" w:cs="Times New Roman"/>
+          <w:sz w:val="28"/>
+          <w:szCs w:val="28"/>
+          <w:lang w:eastAsia="ru-RU"/>
+        </w:rPr>
+        <w:t>Очистка диска предназначена для удаления временных элементов (временных файлов, кэшированных файлов Интернета и неиспользуемых программ). Кроме того, утилита может удалить содержимое Корзины.</w:t>
+      </w:r>
+    </w:p>
+    <w:p>
+      <w:pPr>
+        <w:spacing w:after="0" w:line="360" w:lineRule="auto"/>
+        <w:ind w:firstLine="709"/>
+        <w:jc w:val="both"/>
+        <w:rPr>
+          <w:rFonts w:ascii="Times New Roman" w:hAnsi="Times New Roman" w:cs="Times New Roman"/>
+          <w:sz w:val="28"/>
+          <w:szCs w:val="28"/>
+          <w:lang w:val="en-US"/>
+        </w:rPr>
+      </w:pPr>
+    </w:p>
+    <w:p>
+      <w:pPr>
+        <w:spacing w:after="0" w:line="360" w:lineRule="auto"/>
+        <w:ind w:firstLine="709"/>
+        <w:jc w:val="both"/>
+        <w:rPr>
+          <w:rFonts w:ascii="Times New Roman" w:hAnsi="Times New Roman" w:cs="Times New Roman"/>
+          <w:sz w:val="28"/>
+          <w:szCs w:val="28"/>
+          <w:lang w:val="en-US"/>
+        </w:rPr>
+      </w:pPr>
+    </w:p>
+    <w:p>
+      <w:pPr>
+        <w:rPr>
+          <w:rFonts w:ascii="Times New Roman" w:hAnsi="Times New Roman" w:cs="Times New Roman"/>
+          <w:sz w:val="28"/>
+          <w:szCs w:val="28"/>
+          <w:lang w:val="en-US"/>
+        </w:rPr>
+      </w:pPr>
+      <w:r>
+        <w:rPr>
+          <w:rFonts w:ascii="Times New Roman" w:hAnsi="Times New Roman" w:cs="Times New Roman"/>
+          <w:sz w:val="28"/>
+          <w:szCs w:val="28"/>
+          <w:lang w:val="en-US"/>
+        </w:rPr>
+        <w:br w:type="page"/>
+      </w:r>
+    </w:p>
+    <w:p>
+      <w:pPr>
+        <w:spacing w:after="0" w:line="360" w:lineRule="auto"/>
+        <w:ind w:firstLine="709"/>
+        <w:jc w:val="center"/>
+        <w:rPr>
+          <w:rFonts w:ascii="Times New Roman" w:hAnsi="Times New Roman" w:cs="Times New Roman"/>
+          <w:b/>
+          <w:sz w:val="28"/>
+          <w:szCs w:val="28"/>
+          <w:lang w:val="en-US"/>
+        </w:rPr>
+      </w:pPr>
+      <w:r>
+        <w:rPr>
+          <w:rFonts w:ascii="Times New Roman" w:hAnsi="Times New Roman" w:cs="Times New Roman"/>
+          <w:b/>
+          <w:sz w:val="28"/>
+          <w:szCs w:val="28"/>
+          <w:lang w:val="en-US"/>
         </w:rPr>
         <w:lastRenderedPageBreak/>
-        <w:t>Периодический анализ состояния диска и при необходимости дефрагментацию выполняют в момент, когда не запущены прикладные программы.</w:t>
-      </w:r>
-    </w:p>
-    <w:p>
-      <w:pPr>
-        <w:spacing w:after="0" w:line="360" w:lineRule="auto"/>
-        <w:ind w:firstLine="709"/>
-        <w:jc w:val="both"/>
-        <w:rPr>
-          <w:rFonts w:ascii="Times New Roman" w:hAnsi="Times New Roman" w:cs="Times New Roman"/>
-          <w:sz w:val="28"/>
-          <w:szCs w:val="28"/>
-          <w:lang w:eastAsia="ru-RU"/>
-        </w:rPr>
-      </w:pPr>
-      <w:r>
-        <w:rPr>
-          <w:rFonts w:ascii="Times New Roman" w:hAnsi="Times New Roman" w:cs="Times New Roman"/>
-          <w:sz w:val="28"/>
-          <w:szCs w:val="28"/>
-          <w:lang w:eastAsia="ru-RU"/>
-        </w:rPr>
-        <w:t>Проверка диска исправляет ошибки файловой системы, определяет дефектные сектора, может восстановить их информацию.</w:t>
-      </w:r>
-    </w:p>
-    <w:p>
-      <w:pPr>
-        <w:spacing w:after="0" w:line="360" w:lineRule="auto"/>
-        <w:ind w:firstLine="709"/>
-        <w:jc w:val="both"/>
-        <w:rPr>
-          <w:rFonts w:ascii="Times New Roman" w:hAnsi="Times New Roman" w:cs="Times New Roman"/>
-          <w:sz w:val="28"/>
-          <w:szCs w:val="28"/>
-          <w:lang w:eastAsia="ru-RU"/>
-        </w:rPr>
-      </w:pPr>
-      <w:r>
-        <w:rPr>
-          <w:rFonts w:ascii="Times New Roman" w:hAnsi="Times New Roman" w:cs="Times New Roman"/>
-          <w:sz w:val="28"/>
-          <w:szCs w:val="28"/>
-          <w:lang w:eastAsia="ru-RU"/>
-        </w:rPr>
-        <w:t>Очистка диска предназначена для удаления временных элементов (временных файлов, кэшированных файлов Интернета и неиспользуемых программ). Кроме того, утилита может удалить содержимое Корзины.</w:t>
-      </w:r>
-    </w:p>
-    <w:p>
-      <w:pPr>
-        <w:spacing w:after="0" w:line="360" w:lineRule="auto"/>
-        <w:ind w:firstLine="709"/>
-        <w:jc w:val="both"/>
-        <w:rPr>
-          <w:rFonts w:ascii="Times New Roman" w:hAnsi="Times New Roman" w:cs="Times New Roman"/>
+        <w:t>BIOS</w:t>
+      </w:r>
+      <w:r>
+        <w:rPr>
+          <w:rFonts w:ascii="Times New Roman" w:hAnsi="Times New Roman" w:cs="Times New Roman"/>
+          <w:b/>
+          <w:sz w:val="28"/>
+          <w:szCs w:val="28"/>
+          <w:lang w:val="en-US"/>
+        </w:rPr>
+        <w:t>.</w:t>
+      </w:r>
+    </w:p>
+    <w:p>
+      <w:pPr>
+        <w:spacing w:after="0" w:line="360" w:lineRule="auto"/>
+        <w:ind w:firstLine="709"/>
+        <w:jc w:val="both"/>
+        <w:rPr>
+          <w:rFonts w:ascii="Times New Roman" w:hAnsi="Times New Roman" w:cs="Times New Roman"/>
+          <w:sz w:val="28"/>
+          <w:szCs w:val="28"/>
+          <w:lang w:eastAsia="ru-RU"/>
+        </w:rPr>
+      </w:pPr>
+      <w:r>
+        <w:rPr>
+          <w:rFonts w:ascii="Times New Roman" w:hAnsi="Times New Roman" w:cs="Times New Roman"/>
+          <w:b/>
+          <w:bCs/>
+          <w:sz w:val="28"/>
+          <w:szCs w:val="28"/>
+          <w:lang w:eastAsia="ru-RU"/>
+        </w:rPr>
+        <w:t>Базовая</w:t>
+      </w:r>
+      <w:r>
+        <w:rPr>
+          <w:rFonts w:ascii="Times New Roman" w:hAnsi="Times New Roman" w:cs="Times New Roman"/>
+          <w:b/>
+          <w:bCs/>
+          <w:sz w:val="28"/>
+          <w:szCs w:val="28"/>
+          <w:lang w:val="en-US" w:eastAsia="ru-RU"/>
+        </w:rPr>
+        <w:t xml:space="preserve"> </w:t>
+      </w:r>
+      <w:r>
+        <w:rPr>
+          <w:rFonts w:ascii="Times New Roman" w:hAnsi="Times New Roman" w:cs="Times New Roman"/>
+          <w:b/>
+          <w:bCs/>
+          <w:sz w:val="28"/>
+          <w:szCs w:val="28"/>
+          <w:lang w:eastAsia="ru-RU"/>
+        </w:rPr>
+        <w:t>система</w:t>
+      </w:r>
+      <w:r>
+        <w:rPr>
+          <w:rFonts w:ascii="Times New Roman" w:hAnsi="Times New Roman" w:cs="Times New Roman"/>
+          <w:b/>
+          <w:bCs/>
+          <w:sz w:val="28"/>
+          <w:szCs w:val="28"/>
+          <w:lang w:val="en-US" w:eastAsia="ru-RU"/>
+        </w:rPr>
+        <w:t xml:space="preserve"> </w:t>
+      </w:r>
+      <w:r>
+        <w:rPr>
+          <w:rFonts w:ascii="Times New Roman" w:hAnsi="Times New Roman" w:cs="Times New Roman"/>
+          <w:b/>
+          <w:bCs/>
+          <w:sz w:val="28"/>
+          <w:szCs w:val="28"/>
+          <w:lang w:eastAsia="ru-RU"/>
+        </w:rPr>
+        <w:t>ввода</w:t>
+      </w:r>
+      <w:r>
+        <w:rPr>
+          <w:rFonts w:ascii="Times New Roman" w:hAnsi="Times New Roman" w:cs="Times New Roman"/>
+          <w:b/>
+          <w:bCs/>
+          <w:sz w:val="28"/>
+          <w:szCs w:val="28"/>
+          <w:lang w:val="en-US" w:eastAsia="ru-RU"/>
+        </w:rPr>
+        <w:t>-</w:t>
+      </w:r>
+      <w:r>
+        <w:rPr>
+          <w:rFonts w:ascii="Times New Roman" w:hAnsi="Times New Roman" w:cs="Times New Roman"/>
+          <w:b/>
+          <w:bCs/>
+          <w:sz w:val="28"/>
+          <w:szCs w:val="28"/>
+          <w:lang w:eastAsia="ru-RU"/>
+        </w:rPr>
+        <w:t>вывода</w:t>
+      </w:r>
+      <w:r>
+        <w:rPr>
+          <w:rFonts w:ascii="Times New Roman" w:hAnsi="Times New Roman" w:cs="Times New Roman"/>
+          <w:b/>
+          <w:bCs/>
+          <w:sz w:val="28"/>
+          <w:szCs w:val="28"/>
+          <w:lang w:val="en-US" w:eastAsia="ru-RU"/>
+        </w:rPr>
+        <w:t xml:space="preserve"> (Basic Input-Output System — BIOS).</w:t>
+      </w:r>
+      <w:r>
+        <w:rPr>
+          <w:rFonts w:ascii="Times New Roman" w:hAnsi="Times New Roman" w:cs="Times New Roman"/>
+          <w:sz w:val="28"/>
+          <w:szCs w:val="28"/>
+          <w:lang w:val="en-US" w:eastAsia="ru-RU"/>
+        </w:rPr>
+        <w:t> </w:t>
+      </w:r>
+      <w:r>
+        <w:rPr>
+          <w:rFonts w:ascii="Times New Roman" w:hAnsi="Times New Roman" w:cs="Times New Roman"/>
+          <w:sz w:val="28"/>
+          <w:szCs w:val="28"/>
+          <w:lang w:eastAsia="ru-RU"/>
+        </w:rPr>
+        <w:t>Назначение BIOS — сопряжение аппаратных средств с операционной системой и прикладными программами. Различают систему BIOS и BIOS адаптеров отдельных устройств, или индивидуальные BIOS.</w:t>
+      </w:r>
+    </w:p>
+    <w:p>
+      <w:pPr>
+        <w:spacing w:after="0" w:line="360" w:lineRule="auto"/>
+        <w:ind w:firstLine="709"/>
+        <w:jc w:val="both"/>
+        <w:rPr>
+          <w:rFonts w:ascii="Times New Roman" w:hAnsi="Times New Roman" w:cs="Times New Roman"/>
+          <w:sz w:val="28"/>
+          <w:szCs w:val="28"/>
+          <w:lang w:eastAsia="ru-RU"/>
+        </w:rPr>
+      </w:pPr>
+      <w:r>
+        <w:rPr>
+          <w:rFonts w:ascii="Times New Roman" w:hAnsi="Times New Roman" w:cs="Times New Roman"/>
+          <w:sz w:val="28"/>
+          <w:szCs w:val="28"/>
+          <w:lang w:eastAsia="ru-RU"/>
+        </w:rPr>
+        <w:t xml:space="preserve">Код BIOS хранится в микросхемах энергонезависимой постоянной памяти ROM или </w:t>
+      </w:r>
+      <w:proofErr w:type="spellStart"/>
+      <w:r>
+        <w:rPr>
+          <w:rFonts w:ascii="Times New Roman" w:hAnsi="Times New Roman" w:cs="Times New Roman"/>
+          <w:sz w:val="28"/>
+          <w:szCs w:val="28"/>
+          <w:lang w:eastAsia="ru-RU"/>
+        </w:rPr>
+        <w:t>Flash</w:t>
+      </w:r>
+      <w:proofErr w:type="spellEnd"/>
+      <w:r>
+        <w:rPr>
+          <w:rFonts w:ascii="Times New Roman" w:hAnsi="Times New Roman" w:cs="Times New Roman"/>
+          <w:sz w:val="28"/>
+          <w:szCs w:val="28"/>
+          <w:lang w:eastAsia="ru-RU"/>
+        </w:rPr>
+        <w:t xml:space="preserve"> BIOS. По этой причине BIOS часто относят к программно-аппаратным средствам (</w:t>
+      </w:r>
+      <w:proofErr w:type="spellStart"/>
+      <w:r>
+        <w:rPr>
+          <w:rFonts w:ascii="Times New Roman" w:hAnsi="Times New Roman" w:cs="Times New Roman"/>
+          <w:sz w:val="28"/>
+          <w:szCs w:val="28"/>
+          <w:lang w:eastAsia="ru-RU"/>
+        </w:rPr>
+        <w:t>Firmware</w:t>
+      </w:r>
+      <w:proofErr w:type="spellEnd"/>
+      <w:r>
+        <w:rPr>
+          <w:rFonts w:ascii="Times New Roman" w:hAnsi="Times New Roman" w:cs="Times New Roman"/>
+          <w:sz w:val="28"/>
+          <w:szCs w:val="28"/>
+          <w:lang w:eastAsia="ru-RU"/>
+        </w:rPr>
+        <w:t>).</w:t>
+      </w:r>
+    </w:p>
+    <w:p>
+      <w:pPr>
+        <w:spacing w:after="0" w:line="360" w:lineRule="auto"/>
+        <w:ind w:firstLine="709"/>
+        <w:jc w:val="both"/>
+        <w:rPr>
+          <w:rFonts w:ascii="Times New Roman" w:hAnsi="Times New Roman" w:cs="Times New Roman"/>
+          <w:sz w:val="28"/>
+          <w:szCs w:val="28"/>
+          <w:lang w:eastAsia="ru-RU"/>
+        </w:rPr>
+      </w:pPr>
+      <w:r>
+        <w:rPr>
+          <w:rFonts w:ascii="Times New Roman" w:hAnsi="Times New Roman" w:cs="Times New Roman"/>
+          <w:sz w:val="28"/>
+          <w:szCs w:val="28"/>
+          <w:lang w:eastAsia="ru-RU"/>
+        </w:rPr>
+        <w:t xml:space="preserve">Для выявления той роли, которую играет BIOS, представим компьютерную систему в виде четырех слоев [10]: аппаратные средства, система BIOS, операционная система (ОС) и приложения. На рис. 3.1 показаны два компьютера, в которых установлены разные аппаратные средства (процессоры, жесткие диски, мониторы и др.). Однако благодаря использованию уникальных систем BIOS в качестве интерфейса (связи) между аппаратным обеспечением и ОС на этих компьютерах можно запускать одинаковое программное обеспечение. Связь аппаратных средств с ОС осуществляется с помощью драйверов устройств, при </w:t>
+      </w:r>
+      <w:proofErr w:type="gramStart"/>
+      <w:r>
+        <w:rPr>
+          <w:rFonts w:ascii="Times New Roman" w:hAnsi="Times New Roman" w:cs="Times New Roman"/>
+          <w:sz w:val="28"/>
+          <w:szCs w:val="28"/>
+          <w:lang w:eastAsia="ru-RU"/>
+        </w:rPr>
+        <w:t>этом:</w:t>
+      </w:r>
+      <w:r>
+        <w:rPr>
+          <w:rFonts w:ascii="Times New Roman" w:hAnsi="Times New Roman" w:cs="Times New Roman"/>
+          <w:sz w:val="28"/>
+          <w:szCs w:val="28"/>
+          <w:lang w:eastAsia="ru-RU"/>
+        </w:rPr>
+        <w:br/>
+        <w:t>—</w:t>
+      </w:r>
+      <w:proofErr w:type="gramEnd"/>
+      <w:r>
+        <w:rPr>
+          <w:rFonts w:ascii="Times New Roman" w:hAnsi="Times New Roman" w:cs="Times New Roman"/>
+          <w:sz w:val="28"/>
+          <w:szCs w:val="28"/>
+          <w:lang w:eastAsia="ru-RU"/>
+        </w:rPr>
+        <w:t xml:space="preserve"> каждый тип устройства (например, принтер) имеет собственный драйвер — программу, управляющую этим устройством;</w:t>
+      </w:r>
+      <w:r>
+        <w:rPr>
+          <w:rFonts w:ascii="Times New Roman" w:hAnsi="Times New Roman" w:cs="Times New Roman"/>
+          <w:sz w:val="28"/>
+          <w:szCs w:val="28"/>
+          <w:lang w:eastAsia="ru-RU"/>
+        </w:rPr>
+        <w:br/>
+        <w:t xml:space="preserve">— в каждой операционной системе (DOS, </w:t>
+      </w:r>
+      <w:proofErr w:type="spellStart"/>
+      <w:r>
+        <w:rPr>
+          <w:rFonts w:ascii="Times New Roman" w:hAnsi="Times New Roman" w:cs="Times New Roman"/>
+          <w:sz w:val="28"/>
+          <w:szCs w:val="28"/>
+          <w:lang w:eastAsia="ru-RU"/>
+        </w:rPr>
+        <w:t>Windows</w:t>
+      </w:r>
+      <w:proofErr w:type="spellEnd"/>
+      <w:r>
+        <w:rPr>
+          <w:rFonts w:ascii="Times New Roman" w:hAnsi="Times New Roman" w:cs="Times New Roman"/>
+          <w:sz w:val="28"/>
+          <w:szCs w:val="28"/>
+          <w:lang w:eastAsia="ru-RU"/>
+        </w:rPr>
+        <w:t xml:space="preserve">, </w:t>
+      </w:r>
+      <w:proofErr w:type="spellStart"/>
+      <w:r>
+        <w:rPr>
+          <w:rFonts w:ascii="Times New Roman" w:hAnsi="Times New Roman" w:cs="Times New Roman"/>
+          <w:sz w:val="28"/>
+          <w:szCs w:val="28"/>
+          <w:lang w:eastAsia="ru-RU"/>
+        </w:rPr>
+        <w:t>Linux</w:t>
+      </w:r>
+      <w:proofErr w:type="spellEnd"/>
+      <w:r>
+        <w:rPr>
+          <w:rFonts w:ascii="Times New Roman" w:hAnsi="Times New Roman" w:cs="Times New Roman"/>
+          <w:sz w:val="28"/>
+          <w:szCs w:val="28"/>
+          <w:lang w:eastAsia="ru-RU"/>
+        </w:rPr>
+        <w:t>) для одного и того же типа устройства используется свой драйвер.</w:t>
+      </w:r>
+    </w:p>
+    <w:p>
+      <w:pPr>
+        <w:spacing w:after="0" w:line="360" w:lineRule="auto"/>
+        <w:ind w:firstLine="709"/>
+        <w:jc w:val="both"/>
+        <w:rPr>
+          <w:rFonts w:ascii="Times New Roman" w:hAnsi="Times New Roman" w:cs="Times New Roman"/>
+          <w:sz w:val="28"/>
+          <w:szCs w:val="28"/>
+          <w:lang w:eastAsia="ru-RU"/>
+        </w:rPr>
+      </w:pPr>
+      <w:r>
+        <w:rPr>
+          <w:rFonts w:ascii="Times New Roman" w:hAnsi="Times New Roman" w:cs="Times New Roman"/>
+          <w:sz w:val="28"/>
+          <w:szCs w:val="28"/>
+          <w:lang w:eastAsia="ru-RU"/>
+        </w:rPr>
+        <w:t>Следовательно, система BIOS играет роль настройщика ОС под аппаратные средства компьютера, информируя ОС об особенностях установленного оборудования. Подстраиваясь под установленное оборудование, BIOS обеспечивает стандартный интерфейс для ОС.</w:t>
+      </w:r>
+    </w:p>
+    <w:p>
+      <w:pPr>
+        <w:spacing w:after="0" w:line="360" w:lineRule="auto"/>
+        <w:ind w:firstLine="709"/>
+        <w:jc w:val="both"/>
+        <w:rPr>
+          <w:rFonts w:ascii="Times New Roman" w:hAnsi="Times New Roman" w:cs="Times New Roman"/>
+          <w:sz w:val="28"/>
+          <w:szCs w:val="28"/>
+          <w:lang w:eastAsia="ru-RU"/>
+        </w:rPr>
+      </w:pPr>
+      <w:r>
+        <w:rPr>
+          <w:rFonts w:ascii="Times New Roman" w:hAnsi="Times New Roman" w:cs="Times New Roman"/>
+          <w:sz w:val="28"/>
+          <w:szCs w:val="28"/>
+          <w:lang w:eastAsia="ru-RU"/>
+        </w:rPr>
+        <w:t>Поскольку приложения не зависят от установленных в компьютере устройств, операционная система взаимодействует с ними с помощью стандартного интерфейса прикладных программ API (</w:t>
+      </w:r>
+      <w:proofErr w:type="spellStart"/>
+      <w:r>
+        <w:rPr>
+          <w:rFonts w:ascii="Times New Roman" w:hAnsi="Times New Roman" w:cs="Times New Roman"/>
+          <w:sz w:val="28"/>
+          <w:szCs w:val="28"/>
+          <w:lang w:eastAsia="ru-RU"/>
+        </w:rPr>
+        <w:t>Application</w:t>
+      </w:r>
+      <w:proofErr w:type="spellEnd"/>
+      <w:r>
+        <w:rPr>
+          <w:rFonts w:ascii="Times New Roman" w:hAnsi="Times New Roman" w:cs="Times New Roman"/>
+          <w:sz w:val="28"/>
+          <w:szCs w:val="28"/>
+          <w:lang w:eastAsia="ru-RU"/>
+        </w:rPr>
+        <w:t xml:space="preserve"> </w:t>
+      </w:r>
+      <w:proofErr w:type="spellStart"/>
+      <w:r>
+        <w:rPr>
+          <w:rFonts w:ascii="Times New Roman" w:hAnsi="Times New Roman" w:cs="Times New Roman"/>
+          <w:sz w:val="28"/>
+          <w:szCs w:val="28"/>
+          <w:lang w:eastAsia="ru-RU"/>
+        </w:rPr>
+        <w:t>Programming</w:t>
+      </w:r>
+      <w:proofErr w:type="spellEnd"/>
+      <w:r>
+        <w:rPr>
+          <w:rFonts w:ascii="Times New Roman" w:hAnsi="Times New Roman" w:cs="Times New Roman"/>
+          <w:sz w:val="28"/>
+          <w:szCs w:val="28"/>
+          <w:lang w:eastAsia="ru-RU"/>
+        </w:rPr>
+        <w:t xml:space="preserve"> </w:t>
+      </w:r>
+      <w:proofErr w:type="spellStart"/>
+      <w:r>
+        <w:rPr>
+          <w:rFonts w:ascii="Times New Roman" w:hAnsi="Times New Roman" w:cs="Times New Roman"/>
+          <w:sz w:val="28"/>
+          <w:szCs w:val="28"/>
+          <w:lang w:eastAsia="ru-RU"/>
+        </w:rPr>
+        <w:t>Interface</w:t>
+      </w:r>
+      <w:proofErr w:type="spellEnd"/>
+      <w:r>
+        <w:rPr>
+          <w:rFonts w:ascii="Times New Roman" w:hAnsi="Times New Roman" w:cs="Times New Roman"/>
+          <w:sz w:val="28"/>
+          <w:szCs w:val="28"/>
+          <w:lang w:eastAsia="ru-RU"/>
+        </w:rPr>
+        <w:t xml:space="preserve">). Этот интерфейс определяет порядок выполнения различных </w:t>
+      </w:r>
+      <w:r>
+        <w:rPr>
+          <w:rFonts w:ascii="Times New Roman" w:hAnsi="Times New Roman" w:cs="Times New Roman"/>
+          <w:sz w:val="28"/>
+          <w:szCs w:val="28"/>
+          <w:lang w:eastAsia="ru-RU"/>
+        </w:rPr>
+        <w:lastRenderedPageBreak/>
+        <w:t>операций и функций (записи данных на диск и считывания с него, печати и др.).</w:t>
+      </w:r>
+    </w:p>
+    <w:p>
+      <w:pPr>
+        <w:spacing w:after="0" w:line="360" w:lineRule="auto"/>
+        <w:ind w:firstLine="709"/>
+        <w:jc w:val="center"/>
+        <w:rPr>
+          <w:rFonts w:ascii="Times New Roman" w:hAnsi="Times New Roman" w:cs="Times New Roman"/>
+          <w:sz w:val="28"/>
+          <w:szCs w:val="28"/>
+          <w:lang w:eastAsia="ru-RU"/>
+        </w:rPr>
+      </w:pPr>
+      <w:r>
+        <w:rPr>
+          <w:rFonts w:ascii="Times New Roman" w:hAnsi="Times New Roman" w:cs="Times New Roman"/>
+          <w:sz w:val="28"/>
+          <w:szCs w:val="28"/>
+          <w:lang w:eastAsia="ru-RU"/>
+        </w:rPr>
+        <w:drawing>
+          <wp:inline distT="0" distB="0" distL="0" distR="0" wp14:anchorId="25A2FC18" wp14:editId="1E859C6F">
+            <wp:extent cx="5438775" cy="2463873"/>
+            <wp:effectExtent l="0" t="0" r="0" b="0"/>
+            <wp:docPr id="2" name="Рисунок 2"/>
+            <wp:cNvGraphicFramePr>
+              <a:graphicFrameLocks xmlns:a="http://schemas.openxmlformats.org/drawingml/2006/main" noChangeAspect="1"/>
+            </wp:cNvGraphicFramePr>
+            <a:graphic xmlns:a="http://schemas.openxmlformats.org/drawingml/2006/main">
+              <a:graphicData uri="http://schemas.openxmlformats.org/drawingml/2006/picture">
+                <pic:pic xmlns:pic="http://schemas.openxmlformats.org/drawingml/2006/picture">
+                  <pic:nvPicPr>
+                    <pic:cNvPr id="1" name=""/>
+                    <pic:cNvPicPr/>
+                  </pic:nvPicPr>
+                  <pic:blipFill>
+                    <a:blip r:embed="rId6"/>
+                    <a:stretch>
+                      <a:fillRect/>
+                    </a:stretch>
+                  </pic:blipFill>
+                  <pic:spPr>
+                    <a:xfrm>
+                      <a:off x="0" y="0"/>
+                      <a:ext cx="5459552" cy="2473285"/>
+                    </a:xfrm>
+                    <a:prstGeom prst="rect">
+                      <a:avLst/>
+                    </a:prstGeom>
+                  </pic:spPr>
+                </pic:pic>
+              </a:graphicData>
+            </a:graphic>
+          </wp:inline>
+        </w:drawing>
+      </w:r>
+    </w:p>
+    <w:p>
+      <w:pPr>
+        <w:spacing w:after="0" w:line="360" w:lineRule="auto"/>
+        <w:ind w:firstLine="709"/>
+        <w:jc w:val="center"/>
+        <w:rPr>
+          <w:rFonts w:ascii="Times New Roman" w:hAnsi="Times New Roman" w:cs="Times New Roman"/>
+          <w:sz w:val="28"/>
+          <w:szCs w:val="28"/>
+          <w:lang w:eastAsia="ru-RU"/>
+        </w:rPr>
+      </w:pPr>
+      <w:r>
+        <w:rPr>
+          <w:rFonts w:ascii="Times New Roman" w:hAnsi="Times New Roman" w:cs="Times New Roman"/>
+          <w:sz w:val="28"/>
+          <w:szCs w:val="28"/>
+          <w:lang w:eastAsia="ru-RU"/>
+        </w:rPr>
+        <w:t>Рисунок 2.</w:t>
+      </w:r>
+    </w:p>
+    <w:p>
+      <w:pPr>
+        <w:spacing w:after="0" w:line="360" w:lineRule="auto"/>
+        <w:ind w:firstLine="709"/>
+        <w:jc w:val="both"/>
+        <w:rPr>
+          <w:rFonts w:ascii="Times New Roman" w:hAnsi="Times New Roman" w:cs="Times New Roman"/>
+          <w:sz w:val="28"/>
+          <w:szCs w:val="28"/>
+          <w:lang w:eastAsia="ru-RU"/>
+        </w:rPr>
+      </w:pPr>
+    </w:p>
+    <w:p>
+      <w:pPr>
+        <w:spacing w:after="0" w:line="360" w:lineRule="auto"/>
+        <w:ind w:firstLine="709"/>
+        <w:jc w:val="both"/>
+        <w:rPr>
+          <w:rFonts w:ascii="Times New Roman" w:hAnsi="Times New Roman" w:cs="Times New Roman"/>
+          <w:sz w:val="28"/>
+          <w:szCs w:val="28"/>
+          <w:lang w:eastAsia="ru-RU"/>
+        </w:rPr>
+      </w:pPr>
+      <w:r>
+        <w:rPr>
+          <w:rFonts w:ascii="Times New Roman" w:hAnsi="Times New Roman" w:cs="Times New Roman"/>
+          <w:b/>
+          <w:bCs/>
+          <w:sz w:val="28"/>
+          <w:szCs w:val="28"/>
+          <w:lang w:eastAsia="ru-RU"/>
+        </w:rPr>
+        <w:t>Системная BIOS.</w:t>
+      </w:r>
+      <w:r>
+        <w:rPr>
+          <w:rFonts w:ascii="Times New Roman" w:hAnsi="Times New Roman" w:cs="Times New Roman"/>
+          <w:sz w:val="28"/>
+          <w:szCs w:val="28"/>
+          <w:lang w:eastAsia="ru-RU"/>
+        </w:rPr>
+        <w:t> Назначение системной BIOS — обеспечение запуска компьютера, тестирования и нормального функционирования его основных аппаратных средств (клавиатуры, НЖМД, портов ввода-вывода и др.). Системная BIOS представляет собой комплект программ, хранящихся в одной или нескольких микросхемах. Данные системной конфигурации хранятся в CMOS-памяти, которая питается от батарейки.</w:t>
+      </w:r>
+    </w:p>
+    <w:p>
+      <w:pPr>
+        <w:spacing w:after="0" w:line="360" w:lineRule="auto"/>
+        <w:ind w:firstLine="709"/>
+        <w:jc w:val="both"/>
+        <w:rPr>
+          <w:rFonts w:ascii="Times New Roman" w:hAnsi="Times New Roman" w:cs="Times New Roman"/>
+          <w:sz w:val="28"/>
+          <w:szCs w:val="28"/>
+          <w:lang w:eastAsia="ru-RU"/>
+        </w:rPr>
+      </w:pPr>
+      <w:r>
+        <w:rPr>
+          <w:rFonts w:ascii="Times New Roman" w:hAnsi="Times New Roman" w:cs="Times New Roman"/>
+          <w:b/>
+          <w:bCs/>
+          <w:sz w:val="28"/>
+          <w:szCs w:val="28"/>
+          <w:lang w:eastAsia="ru-RU"/>
+        </w:rPr>
+        <w:t>Индивидуальные BIOS.</w:t>
+      </w:r>
+      <w:r>
+        <w:rPr>
+          <w:rFonts w:ascii="Times New Roman" w:hAnsi="Times New Roman" w:cs="Times New Roman"/>
+          <w:sz w:val="28"/>
+          <w:szCs w:val="28"/>
+          <w:lang w:eastAsia="ru-RU"/>
+        </w:rPr>
+        <w:t> Имеются устройства (сканеры, принтеры, звуковые адаптеры, платы памяти и др.), острая необходимость в которых при запуске компьютера отсутствует. Драйверы этих устройств хранятся на диске и при необходимости загружаются с него во время запуска операционной системы.</w:t>
+      </w:r>
+    </w:p>
+    <w:p>
+      <w:pPr>
+        <w:spacing w:after="0" w:line="360" w:lineRule="auto"/>
+        <w:ind w:firstLine="709"/>
+        <w:jc w:val="both"/>
+        <w:rPr>
+          <w:rFonts w:ascii="Times New Roman" w:hAnsi="Times New Roman" w:cs="Times New Roman"/>
+          <w:sz w:val="28"/>
+          <w:szCs w:val="28"/>
+          <w:lang w:eastAsia="ru-RU"/>
+        </w:rPr>
+      </w:pPr>
+      <w:r>
+        <w:rPr>
+          <w:rFonts w:ascii="Times New Roman" w:hAnsi="Times New Roman" w:cs="Times New Roman"/>
+          <w:sz w:val="28"/>
+          <w:szCs w:val="28"/>
+          <w:lang w:eastAsia="ru-RU"/>
+        </w:rPr>
+        <w:t xml:space="preserve">Однако некоторые устройства требуются при запуске компьютера. В первую очередь это касается видеоадаптера, который необходимо активизировать для отображения информации на экране монитора. Однако из-за огромного количества видеоадаптеров невозможно поместить все их драйверы в систему BIOS. Поэтому необходимые драйверы помещаются в микросхему BIOS на плате видеоадаптера. Системная BIOS при загрузке ищет BIOS видеоадаптера и загружает ее до запуска операционной системы. </w:t>
+      </w:r>
+      <w:r>
+        <w:rPr>
+          <w:rFonts w:ascii="Times New Roman" w:hAnsi="Times New Roman" w:cs="Times New Roman"/>
+          <w:sz w:val="28"/>
+          <w:szCs w:val="28"/>
+          <w:lang w:eastAsia="ru-RU"/>
+        </w:rPr>
+        <w:lastRenderedPageBreak/>
+        <w:t>Расположение индивидуальной BIOS на отдельной плате предотвращает необходимость постоянной модернизации системной BIOS. Это касается прежде всего новых моделей устройств, используемых при начальной загрузке компьютера. Индивидуальные BIOS, как правило, устанавливаются на платах видеоадаптеров, сетевых адаптеров, адаптеров накопителей на жестких дисках и в некоторых других устройствах.</w:t>
+      </w:r>
+    </w:p>
+    <w:p>
+      <w:pPr>
+        <w:spacing w:after="0" w:line="360" w:lineRule="auto"/>
+        <w:ind w:firstLine="709"/>
+        <w:jc w:val="both"/>
+        <w:rPr>
+          <w:rFonts w:ascii="Times New Roman" w:hAnsi="Times New Roman" w:cs="Times New Roman"/>
+          <w:sz w:val="28"/>
+          <w:szCs w:val="28"/>
+          <w:lang w:eastAsia="ru-RU"/>
+        </w:rPr>
+      </w:pPr>
+      <w:r>
+        <w:rPr>
+          <w:rFonts w:ascii="Times New Roman" w:hAnsi="Times New Roman" w:cs="Times New Roman"/>
+          <w:sz w:val="28"/>
+          <w:szCs w:val="28"/>
+          <w:lang w:eastAsia="ru-RU"/>
+        </w:rPr>
+        <w:t>Система BIOS является самым нижним уровнем программного обеспечения, который осуществляет изоляцию вышестоящих уровней от подробностей реализации аппаратных средств компьютера.</w:t>
+      </w:r>
+    </w:p>
+    <w:p>
+      <w:pPr>
+        <w:rPr>
+          <w:rFonts w:ascii="Times New Roman" w:hAnsi="Times New Roman" w:cs="Times New Roman"/>
+          <w:b/>
+          <w:sz w:val="28"/>
+          <w:szCs w:val="28"/>
+          <w:lang w:val="en-US"/>
+        </w:rPr>
+      </w:pPr>
+      <w:r>
+        <w:rPr>
+          <w:rFonts w:ascii="Times New Roman" w:hAnsi="Times New Roman" w:cs="Times New Roman"/>
+          <w:b/>
+          <w:sz w:val="28"/>
+          <w:szCs w:val="28"/>
+          <w:lang w:val="en-US"/>
+        </w:rPr>
+        <w:br w:type="page"/>
+      </w:r>
+    </w:p>
+    <w:p>
+      <w:pPr>
+        <w:spacing w:after="0" w:line="360" w:lineRule="auto"/>
+        <w:ind w:firstLine="709"/>
+        <w:jc w:val="center"/>
+        <w:rPr>
+          <w:rFonts w:ascii="Times New Roman" w:hAnsi="Times New Roman" w:cs="Times New Roman"/>
+          <w:b/>
           <w:sz w:val="28"/>
           <w:szCs w:val="28"/>
           <w:lang w:val="en-US"/>
@@ -1655,6 +2379,95 @@
       </w:pPr>
       <w:bookmarkStart w:id="0" w:name="_GoBack"/>
       <w:bookmarkEnd w:id="0"/>
+      <w:r>
+        <w:rPr>
+          <w:rFonts w:ascii="Times New Roman" w:hAnsi="Times New Roman" w:cs="Times New Roman"/>
+          <w:b/>
+          <w:sz w:val="28"/>
+          <w:szCs w:val="28"/>
+          <w:lang w:val="en-US"/>
+        </w:rPr>
+        <w:lastRenderedPageBreak/>
+        <w:t>OS</w:t>
+      </w:r>
+      <w:r>
+        <w:rPr>
+          <w:rFonts w:ascii="Times New Roman" w:hAnsi="Times New Roman" w:cs="Times New Roman"/>
+          <w:b/>
+          <w:sz w:val="28"/>
+          <w:szCs w:val="28"/>
+          <w:lang w:val="en-US"/>
+        </w:rPr>
+        <w:t>.</w:t>
+      </w:r>
+    </w:p>
+    <w:p>
+      <w:pPr>
+        <w:spacing w:after="0" w:line="360" w:lineRule="auto"/>
+        <w:ind w:firstLine="709"/>
+        <w:jc w:val="both"/>
+        <w:rPr>
+          <w:rFonts w:ascii="Times New Roman" w:hAnsi="Times New Roman" w:cs="Times New Roman"/>
+          <w:sz w:val="28"/>
+          <w:szCs w:val="28"/>
+          <w:lang w:eastAsia="ru-RU"/>
+        </w:rPr>
+      </w:pPr>
+      <w:r>
+        <w:rPr>
+          <w:rFonts w:ascii="Times New Roman" w:hAnsi="Times New Roman" w:cs="Times New Roman"/>
+          <w:b/>
+          <w:bCs/>
+          <w:sz w:val="28"/>
+          <w:szCs w:val="28"/>
+          <w:lang w:eastAsia="ru-RU"/>
+        </w:rPr>
+        <w:t>Операционная система.</w:t>
+      </w:r>
+      <w:r>
+        <w:rPr>
+          <w:rFonts w:ascii="Times New Roman" w:hAnsi="Times New Roman" w:cs="Times New Roman"/>
+          <w:sz w:val="28"/>
+          <w:szCs w:val="28"/>
+          <w:lang w:eastAsia="ru-RU"/>
+        </w:rPr>
+        <w:t> Основное назначение операционной системы (ОС) — загрузка прикладных программ и предоставление им некоторых сервисов. Сервисы — это услуги, оказываемые ОС или BIOS, по выполнению некоторых служебных функций с помощью подпрограмм. Сервисы операционной системы работают на более высоком уровне. Если BIOS работает на физическом уровне (с устройствами), то операционная система предоставляет возможность работы на более высоком уровне. Сервисы операционной системы могут обслуживать стандартные устройства (клавиатуру, мышь и др.) путем обращения к соответствующим сервисам BIOS. Они также выполняют обработку ошибок физических устройств. Операционная система может работать с системными устройствами через собственные драйверы, в обход BIOS. Использование собственных драйверов повышает производительность, однако увеличивает сложность переносимости программного обеспечения с одного компьютера на другой. Операционная система позволяет организовать файловую систему в устройствах хранения.</w:t>
+      </w:r>
+    </w:p>
+    <w:p>
+      <w:pPr>
+        <w:spacing w:after="0" w:line="360" w:lineRule="auto"/>
+        <w:ind w:firstLine="709"/>
+        <w:jc w:val="both"/>
+        <w:rPr>
+          <w:rFonts w:ascii="Times New Roman" w:hAnsi="Times New Roman" w:cs="Times New Roman"/>
+          <w:sz w:val="28"/>
+          <w:szCs w:val="28"/>
+          <w:lang w:eastAsia="ru-RU"/>
+        </w:rPr>
+      </w:pPr>
+      <w:r>
+        <w:rPr>
+          <w:rFonts w:ascii="Times New Roman" w:hAnsi="Times New Roman" w:cs="Times New Roman"/>
+          <w:sz w:val="28"/>
+          <w:szCs w:val="28"/>
+          <w:lang w:eastAsia="ru-RU"/>
+        </w:rPr>
+        <w:t>Загрузка ОС осуществляется с системного диска. В самом начале системного диска располагается загрузчик. Это короткая программа, загружающая несколько файлов ядра ОС в память и передающая им управление. Файлы ядра ОС располагаются в месте системного диска, известном загрузчику. После нахождения на системном диске требуемых файлов (например, IO.SYS и MSDOS.SYS) и загрузки их в оперативную память загрузчик передает управление ОС. Операционная система загружает все свои компоненты и выполняет нужные настройки, после чего становится готовой для загрузки и исполнения приложений.</w:t>
+      </w:r>
+    </w:p>
+    <w:p>
+      <w:pPr>
+        <w:spacing w:after="0" w:line="360" w:lineRule="auto"/>
+        <w:ind w:firstLine="709"/>
+        <w:jc w:val="both"/>
+        <w:rPr>
+          <w:rFonts w:ascii="Times New Roman" w:hAnsi="Times New Roman" w:cs="Times New Roman"/>
+          <w:b/>
+          <w:sz w:val="28"/>
+          <w:szCs w:val="28"/>
+        </w:rPr>
+      </w:pPr>
     </w:p>
     <w:sectPr>
       <w:pgSz w:w="11906" w:h="16838"/>
@@ -2276,6 +3089,7 @@
   <w:style w:type="character" w:default="1" w:styleId="a0">
     <w:name w:val="Default Paragraph Font"/>
     <w:uiPriority w:val="1"/>
+    <w:semiHidden/>
     <w:unhideWhenUsed/>
   </w:style>
   <w:style w:type="table" w:default="1" w:styleId="a1">
